--- a/РАЗДЕЛЫ/ВВЕДЕНИЕ/Введение_V1.docx
+++ b/РАЗДЕЛЫ/ВВЕДЕНИЕ/Введение_V1.docx
@@ -41,7 +41,19 @@
         <w:rPr>
           <w:lang w:eastAsia="en-US"/>
         </w:rPr>
-        <w:t xml:space="preserve"> архивов и популяризации локальной истории, что проявляется в росте интереса у граждан к изучению электронных баз данных, краевых порталов и онлайн-сообществ, посвященных прошлому своих регионов. Современные пользователи стремятся не только получать информацию, но и активно делиться ею, внося свой вклад в сохранение исторического наследия. Однако существование способы распространения краеведческих материалов, исторических заметок, вспоминании и архивных документов нередко ограничены: информация о прошлом рассредоточена разным источникам – печатным изданиям, социальным сетям, специализированным ресурсам, что затрудняет её поиск и систематизацию </w:t>
+        <w:t xml:space="preserve"> архивов и популяризации локальной истории, что проявляется в росте интереса у граждан к изучению электронных баз данных, краевых порталов и онлайн-сообществ, посвященных прошлому своих регионов. Современные пользователи стремятся не только получать информацию, но и активно делиться ею, внося свой вклад в сохранение исторического наследия. Однако существование способы распространения краеведческих материалов, исторических заметок, вспоминании и архивных документов нередко ограничены: информация о прошлом рассредоточена </w:t>
+      </w:r>
+      <w:r>
+        <w:rPr>
+          <w:lang w:eastAsia="en-US"/>
+        </w:rPr>
+        <w:t xml:space="preserve">по </w:t>
+      </w:r>
+      <w:r>
+        <w:rPr>
+          <w:lang w:eastAsia="en-US"/>
+        </w:rPr>
+        <w:t xml:space="preserve">разным источникам – печатным изданиям, социальным сетям, специализированным ресурсам, что затрудняет её поиск и систематизацию </w:t>
       </w:r>
       <w:r>
         <w:rPr>
@@ -109,7 +121,7 @@
         <w:rPr>
           <w:lang w:eastAsia="en-US"/>
         </w:rPr>
-        <w:t xml:space="preserve"> централизованной платформы позволит систематизировать исторические данные города, повысить доступность культурного наследия для широких слоёв населения, снизить временные затраты на поиск архивных материалов и сформировать устойчивое сообщество неравнодушных граждан, участвующих в сохранении исторической памяти.</w:t>
+        <w:t xml:space="preserve"> централизованной платформы позволит систематизировать исторические данные города, повысить доступность культурного наследия для широких слоёв населения, снизить временные затраты на поиск архивных материалов и сформировать сообщество граждан, участвующих в сохранении исторической памяти.</w:t>
       </w:r>
     </w:p>
     <w:p>
@@ -216,7 +228,7 @@
         <w:rPr>
           <w:lang w:eastAsia="en-US"/>
         </w:rPr>
-        <w:t>), либо не обеспечивают интеллектуальный поиск и модерацию материалов. Таким образом, проблема создания открытой краеведческой платформы с элементами социальной сети и современными механизмами поиска остаётся актуальной.</w:t>
+        <w:t>). Таким образом, проблема создания открытой краеведческой платформы с элементами социальной сети и современными механизмами поиска остаётся актуальной.</w:t>
       </w:r>
     </w:p>
     <w:p>
@@ -229,21 +241,7 @@
         <w:rPr>
           <w:lang w:eastAsia="en-US"/>
         </w:rPr>
-        <w:t xml:space="preserve">Цель дипломного проектирования — разработка информационной системы «Открытый электронный архив города Витебска», обеспечивающей централизованное хранение, интеллектуальный поиск и коллективное наполнение краеведческими материалами с целью преодоления </w:t>
-      </w:r>
-      <w:proofErr w:type="spellStart"/>
-      <w:r>
-        <w:rPr>
-          <w:lang w:eastAsia="en-US"/>
-        </w:rPr>
-        <w:t>рассредоточенности</w:t>
-      </w:r>
-      <w:proofErr w:type="spellEnd"/>
-      <w:r>
-        <w:rPr>
-          <w:lang w:eastAsia="en-US"/>
-        </w:rPr>
-        <w:t xml:space="preserve"> исторической информации о городе.</w:t>
+        <w:t>Цель дипломного проектирования — разработка информационной системы «Открытый электронный архив города Витебска», обеспечивающей централизованное хранение, интеллектуальный поиск и коллективное наполнение краеведческими материалами.</w:t>
       </w:r>
     </w:p>
     <w:p>
@@ -269,28 +267,28 @@
         <w:rPr>
           <w:lang w:eastAsia="en-US"/>
         </w:rPr>
-        <w:t xml:space="preserve">Предмет исследования — принципы проектирования веб-ориентированных информационных систем с применением технологий </w:t>
+        <w:t>Предмет исследования — принципы проектирования веб-ориентированных информационных систем с применением технологий полнотекстового поиска (</w:t>
+      </w:r>
+      <w:proofErr w:type="spellStart"/>
+      <w:r>
+        <w:rPr>
+          <w:lang w:eastAsia="en-US"/>
+        </w:rPr>
+        <w:t>Elasticsearch</w:t>
+      </w:r>
+      <w:proofErr w:type="spellEnd"/>
+      <w:r>
+        <w:rPr>
+          <w:lang w:eastAsia="en-US"/>
+        </w:rPr>
+        <w:t xml:space="preserve">), систем управления контентом, </w:t>
       </w:r>
       <w:r>
         <w:rPr>
           <w:lang w:eastAsia="en-US"/>
         </w:rPr>
         <w:lastRenderedPageBreak/>
-        <w:t>полнотекстового поиска (</w:t>
-      </w:r>
-      <w:proofErr w:type="spellStart"/>
-      <w:r>
-        <w:rPr>
-          <w:lang w:eastAsia="en-US"/>
-        </w:rPr>
-        <w:t>Elasticsearch</w:t>
-      </w:r>
-      <w:proofErr w:type="spellEnd"/>
-      <w:r>
-        <w:rPr>
-          <w:lang w:eastAsia="en-US"/>
-        </w:rPr>
-        <w:t>), систем управления контентом, механизмов пользоват</w:t>
+        <w:t>механизмов пользоват</w:t>
       </w:r>
       <w:r>
         <w:rPr>
@@ -428,12 +426,23 @@
       </w:r>
       <w:proofErr w:type="spellEnd"/>
       <w:r>
-        <w:t xml:space="preserve"> фильтрацией для навигации по архиву; формированием тематического сообщества единомышленников. В отличие от существующих аналогов, система объединяет функции архивного хранилища и социальной платформы, что способствует активному вовлечению граждан в процесс сохранения культурной памяти.</w:t>
+        <w:t xml:space="preserve"> филь</w:t>
+      </w:r>
+      <w:r>
+        <w:t>трацией для навигации по архиву</w:t>
+      </w:r>
+      <w:r>
+        <w:t>. В отличие от существующих аналогов, система объединяет функции архивного хранилища и социальной платформы, что способствует активному вовлечению граждан в процесс сохранения культурной памяти.</w:t>
       </w:r>
     </w:p>
     <w:p>
       <w:r>
-        <w:t xml:space="preserve">Данный дипломный проект выполнен мной лично, проверен на заимствования, процент оригинальности составляет </w:t>
+        <w:t>Данный дипломный проект выполнен мной лично, проверен на заимствования, процент оригинальности соста</w:t>
+      </w:r>
+      <w:bookmarkStart w:id="0" w:name="_GoBack"/>
+      <w:bookmarkEnd w:id="0"/>
+      <w:r>
+        <w:t xml:space="preserve">вляет </w:t>
       </w:r>
       <w:r>
         <w:rPr>
@@ -657,10 +666,7 @@
         <w:t>– Дата доступа: 10.12.2025.</w:t>
       </w:r>
     </w:p>
-    <w:p>
-      <w:bookmarkStart w:id="0" w:name="_GoBack"/>
-      <w:bookmarkEnd w:id="0"/>
-    </w:p>
+    <w:p/>
     <w:sectPr>
       <w:footerReference w:type="default" r:id="rId8"/>
       <w:pgSz w:w="11906" w:h="16838"/>
@@ -4785,7 +4791,7 @@
 </file>
 
 <file path=customXml/itemProps1.xml><?xml version="1.0" encoding="utf-8"?>
-<ds:datastoreItem xmlns:ds="http://schemas.openxmlformats.org/officeDocument/2006/customXml" ds:itemID="{55B3A903-5579-43E2-B83A-E2678C891926}">
+<ds:datastoreItem xmlns:ds="http://schemas.openxmlformats.org/officeDocument/2006/customXml" ds:itemID="{8BE4D2D7-6FA6-4CCA-9296-1626B60DA04A}">
   <ds:schemaRefs>
     <ds:schemaRef ds:uri="http://schemas.openxmlformats.org/officeDocument/2006/bibliography"/>
   </ds:schemaRefs>
